--- a/03_Outputs/final scripts/ar/Module 6/6.0.0-ar.docx
+++ b/03_Outputs/final scripts/ar/Module 6/6.0.0-ar.docx
@@ -14,7 +14,7 @@
     </w:p>
     <w:p>
       <w:r>
-        <w:t xml:space="preserve">نبدأ برسم خريطة كاملة لسلسلة الطاقة — الإنتاج، والتوزيع، والاستخدام — للكشف عن أماكن انبعاثات الكربون وأين توجد أكبر الفرص للتقليل. ندرس توليد الطاقة، والنقل، والصناعة، والمباني، واستخدام الأراضي، موضحين كيف أن الاعتماد العميق على الوقود الأحفوري، والأصول طويلة العمر، والدعم الحكومي يخلق قفل الكربون، ولماذا يُعد الانتقال العادل مع الحماية الاجتماعية أمرًا ضروريًا.  </w:t>
+        <w:t xml:space="preserve">نبدأ برسم خريطة كاملة لسلسلة الطاقة — الإنتاج، والتوزيع، والاستخدام — للكشف عن أماكن انبعاثات الكربون وأين توجد أكبر الفرص للتقليل. ندرس توليد الطاقة، والنقل، والصناعة، والمباني، واستخدام الأراضي، موضحين كيف أن الاعتماد العميق على الوقود الأحفوري، والأصول طويلة العمر، والدعم الحكومي يخلق قفلًا للكربون، ولماذا يُعد الانتقال العادل مع الحماية الاجتماعية أمرًا ضروريًا.  </w:t>
       </w:r>
     </w:p>
     <w:p>
@@ -29,7 +29,7 @@
     </w:p>
     <w:p>
       <w:r>
-        <w:t>معًا، تزودك هذه العناصر بفهم كامل لمشهد الطاقة، والتخفيف، والابتكار، والتكيف — ولتطبيق نهج متكامل يحقق مستقبلًا خاليًا من الانبعاثات، ومقاومًا للمناخ.</w:t>
+        <w:t>معًا، تزودك هذه العناصر بفهم كامل لمشهد الطاقة، والتخفيف، والابتكار، والتكيف — ولتطبيق نهج متكاملة تحقق مستقبلًا خاليًا من الانبعاثات، ومقاومًا للمناخ.</w:t>
       </w:r>
     </w:p>
     <w:sectPr>
